--- a/Sprint20260921-20261002/HERO-56614_20260928_090032.docx
+++ b/Sprint20260921-20261002/HERO-56614_20260928_090032.docx
@@ -967,113 +967,6 @@
         <w:t>: CUS245 Cross Outlet Revenue Report with Cost and Payment Group, CUS371 Cross Outlet Revenue Report</w:t>
       </w:r>
     </w:p>
-    <w:p>
-      <w:pPr>
-        <w:spacing w:before="200" w:after="120"/>
-      </w:pPr>
-      <w:r>
-        <w:rPr>
-          <w:rFonts w:ascii="Arial" w:hAnsi="Arial" w:eastAsia="Arial" w:cs="Arial"/>
-          <w:b/>
-          <w:color w:val="000000"/>
-          <w:sz w:val="26"/>
-          <w:u w:val="single"/>
-        </w:rPr>
-        <w:t>Appendix</w:t>
-      </w:r>
-    </w:p>
-    <w:p>
-      <w:pPr>
-        <w:spacing w:before="160" w:after="80"/>
-      </w:pPr>
-      <w:r>
-        <w:rPr>
-          <w:rFonts w:ascii="Arial" w:hAnsi="Arial" w:eastAsia="Arial" w:cs="Arial"/>
-          <w:b/>
-          <w:color w:val="001EFF"/>
-          <w:sz w:val="24"/>
-          <w:u w:val="none"/>
-        </w:rPr>
-        <w:t>Acceptance Criteria (from JIRA)</w:t>
-      </w:r>
-    </w:p>
-    <w:p>
-      <w:pPr>
-        <w:spacing w:before="0" w:after="80"/>
-      </w:pPr>
-      <w:r>
-        <w:rPr>
-          <w:rFonts w:ascii="Arial" w:hAnsi="Arial" w:eastAsia="Arial" w:cs="Arial"/>
-          <w:b w:val="0"/>
-          <w:color w:val="000000"/>
-          <w:sz w:val="20"/>
-          <w:u w:val="none"/>
-        </w:rPr>
-        <w:t>Issue 1: Grand Total's Incl Sc value is incorrect.</w:t>
-      </w:r>
-    </w:p>
-    <w:p>
-      <w:pPr>
-        <w:spacing w:before="0" w:after="80"/>
-      </w:pPr>
-      <w:r>
-        <w:rPr>
-          <w:rFonts w:ascii="Arial" w:hAnsi="Arial" w:eastAsia="Arial" w:cs="Arial"/>
-          <w:b w:val="0"/>
-          <w:color w:val="000000"/>
-          <w:sz w:val="20"/>
-          <w:u w:val="none"/>
-        </w:rPr>
-        <w:t>Affected Reports:</w:t>
-      </w:r>
-    </w:p>
-    <w:p>
-      <w:pPr>
-        <w:spacing w:before="0" w:after="40"/>
-        <w:ind w:left="360" w:hanging="240"/>
-      </w:pPr>
-      <w:r>
-        <w:rPr>
-          <w:rFonts w:ascii="Arial" w:hAnsi="Arial" w:eastAsia="Arial" w:cs="Arial"/>
-          <w:b w:val="0"/>
-          <w:color w:val="000000"/>
-          <w:sz w:val="20"/>
-          <w:u w:val="none"/>
-        </w:rPr>
-        <w:t>• CUS245 Cross Outlet Revenue Report with Cost and Payment Group.</w:t>
-      </w:r>
-    </w:p>
-    <w:p>
-      <w:pPr>
-        <w:spacing w:before="0" w:after="40"/>
-        <w:ind w:left="360" w:hanging="240"/>
-      </w:pPr>
-      <w:r>
-        <w:rPr>
-          <w:rFonts w:ascii="Arial" w:hAnsi="Arial" w:eastAsia="Arial" w:cs="Arial"/>
-          <w:b w:val="0"/>
-          <w:color w:val="000000"/>
-          <w:sz w:val="20"/>
-          <w:u w:val="none"/>
-        </w:rPr>
-        <w:t>• CUS371 Cross Outlet Revenue Report.</w:t>
-      </w:r>
-    </w:p>
-    <w:p>
-      <w:pPr>
-        <w:spacing w:before="0" w:after="80"/>
-      </w:pPr>
-      <w:r>
-        <w:rPr>
-          <w:rFonts w:ascii="Arial" w:hAnsi="Arial" w:eastAsia="Arial" w:cs="Arial"/>
-          <w:b w:val="0"/>
-          <w:color w:val="000000"/>
-          <w:sz w:val="20"/>
-          <w:u w:val="none"/>
-        </w:rPr>
-        <w:t>Expected Result: Grand Total's Incl Sc value should equal the sum of individual check Incl Sc values within the selected scope and should be consistent between CUS245 and CUS371 for the same data scope.</w:t>
-      </w:r>
-    </w:p>
     <w:sectPr>
       <w:pgSz w:w="12240" w:h="15840"/>
       <w:pgMar w:top="1440" w:right="1800" w:bottom="1440" w:left="1800" w:header="720" w:footer="720" w:gutter="0"/>
